--- a/app/templates/tldn/LLC2/003_Danh sách thành viên.docx
+++ b/app/templates/tldn/LLC2/003_Danh sách thành viên.docx
@@ -1530,7 +1530,25 @@
                 <w:sz w:val="24"/>
                 <w:szCs w:val="24"/>
               </w:rPr>
-              <w:t>{{loop.index}}</w:t>
+              <w:t>{{</w:t>
+            </w:r>
+            <w:proofErr w:type="gramStart"/>
+            <w:r>
+              <w:rPr>
+                <w:rFonts w:ascii="Times New Roman" w:eastAsia="Times New Roman" w:hAnsi="Times New Roman" w:cs="Times New Roman"/>
+                <w:sz w:val="24"/>
+                <w:szCs w:val="24"/>
+              </w:rPr>
+              <w:t>loop.index</w:t>
+            </w:r>
+            <w:proofErr w:type="gramEnd"/>
+            <w:r>
+              <w:rPr>
+                <w:rFonts w:ascii="Times New Roman" w:eastAsia="Times New Roman" w:hAnsi="Times New Roman" w:cs="Times New Roman"/>
+                <w:sz w:val="24"/>
+                <w:szCs w:val="24"/>
+              </w:rPr>
+              <w:t>}}</w:t>
             </w:r>
           </w:p>
         </w:tc>
@@ -1563,17 +1581,17 @@
                 <w:sz w:val="24"/>
                 <w:szCs w:val="24"/>
               </w:rPr>
-              <w:t>{{mem.</w:t>
-            </w:r>
+              <w:t>{{</w:t>
+            </w:r>
+            <w:proofErr w:type="gramStart"/>
             <w:r>
               <w:rPr>
                 <w:rFonts w:ascii="Times New Roman" w:hAnsi="Times New Roman" w:cs="Times New Roman"/>
                 <w:b/>
                 <w:sz w:val="24"/>
                 <w:szCs w:val="24"/>
-                <w:lang w:val="vi-VN"/>
-              </w:rPr>
-              <w:t>personal_info.full_name }</w:t>
+              </w:rPr>
+              <w:t>mem.</w:t>
             </w:r>
             <w:r>
               <w:rPr>
@@ -1581,6 +1599,49 @@
                 <w:b/>
                 <w:sz w:val="24"/>
                 <w:szCs w:val="24"/>
+                <w:lang w:val="vi-VN"/>
+              </w:rPr>
+              <w:t>personal</w:t>
+            </w:r>
+            <w:proofErr w:type="gramEnd"/>
+            <w:r>
+              <w:rPr>
+                <w:rFonts w:ascii="Times New Roman" w:hAnsi="Times New Roman" w:cs="Times New Roman"/>
+                <w:b/>
+                <w:sz w:val="24"/>
+                <w:szCs w:val="24"/>
+                <w:lang w:val="vi-VN"/>
+              </w:rPr>
+              <w:t>_</w:t>
+            </w:r>
+            <w:proofErr w:type="gramStart"/>
+            <w:r>
+              <w:rPr>
+                <w:rFonts w:ascii="Times New Roman" w:hAnsi="Times New Roman" w:cs="Times New Roman"/>
+                <w:b/>
+                <w:sz w:val="24"/>
+                <w:szCs w:val="24"/>
+                <w:lang w:val="vi-VN"/>
+              </w:rPr>
+              <w:t>info.full</w:t>
+            </w:r>
+            <w:proofErr w:type="gramEnd"/>
+            <w:r>
+              <w:rPr>
+                <w:rFonts w:ascii="Times New Roman" w:hAnsi="Times New Roman" w:cs="Times New Roman"/>
+                <w:b/>
+                <w:sz w:val="24"/>
+                <w:szCs w:val="24"/>
+                <w:lang w:val="vi-VN"/>
+              </w:rPr>
+              <w:t>_name }</w:t>
+            </w:r>
+            <w:r>
+              <w:rPr>
+                <w:rFonts w:ascii="Times New Roman" w:hAnsi="Times New Roman" w:cs="Times New Roman"/>
+                <w:b/>
+                <w:sz w:val="24"/>
+                <w:szCs w:val="24"/>
               </w:rPr>
               <w:t>}</w:t>
             </w:r>
@@ -1616,6 +1677,7 @@
               </w:rPr>
               <w:t>{{</w:t>
             </w:r>
+            <w:proofErr w:type="gramStart"/>
             <w:r>
               <w:rPr>
                 <w:rFonts w:ascii="Times New Roman" w:hAnsi="Times New Roman" w:cs="Times New Roman"/>
@@ -1630,7 +1692,34 @@
                 <w:sz w:val="24"/>
                 <w:szCs w:val="24"/>
               </w:rPr>
-              <w:t>.personal_info.birth_date }}</w:t>
+              <w:t>.personal</w:t>
+            </w:r>
+            <w:proofErr w:type="gramEnd"/>
+            <w:r>
+              <w:rPr>
+                <w:rFonts w:ascii="Times New Roman" w:hAnsi="Times New Roman" w:cs="Times New Roman"/>
+                <w:sz w:val="24"/>
+                <w:szCs w:val="24"/>
+              </w:rPr>
+              <w:t>_</w:t>
+            </w:r>
+            <w:proofErr w:type="gramStart"/>
+            <w:r>
+              <w:rPr>
+                <w:rFonts w:ascii="Times New Roman" w:hAnsi="Times New Roman" w:cs="Times New Roman"/>
+                <w:sz w:val="24"/>
+                <w:szCs w:val="24"/>
+              </w:rPr>
+              <w:t>info.birth</w:t>
+            </w:r>
+            <w:proofErr w:type="gramEnd"/>
+            <w:r>
+              <w:rPr>
+                <w:rFonts w:ascii="Times New Roman" w:hAnsi="Times New Roman" w:cs="Times New Roman"/>
+                <w:sz w:val="24"/>
+                <w:szCs w:val="24"/>
+              </w:rPr>
+              <w:t>_date }}</w:t>
             </w:r>
           </w:p>
         </w:tc>
@@ -1730,6 +1819,7 @@
               </w:rPr>
               <w:t xml:space="preserve">: </w:t>
             </w:r>
+            <w:proofErr w:type="gramStart"/>
             <w:r>
               <w:rPr>
                 <w:rFonts w:ascii="Times New Roman" w:eastAsia="Times New Roman" w:hAnsi="Times New Roman" w:cs="Times New Roman"/>
@@ -1755,7 +1845,37 @@
                 <w:szCs w:val="24"/>
                 <w:lang w:val="vi-VN"/>
               </w:rPr>
-              <w:t>.personal_info.id_number }}</w:t>
+              <w:t>.personal_info.id</w:t>
+            </w:r>
+            <w:proofErr w:type="gramEnd"/>
+            <w:r>
+              <w:rPr>
+                <w:rFonts w:ascii="Times New Roman" w:eastAsia="Times New Roman" w:hAnsi="Times New Roman" w:cs="Times New Roman"/>
+                <w:sz w:val="24"/>
+                <w:szCs w:val="24"/>
+                <w:lang w:val="vi-VN"/>
+              </w:rPr>
+              <w:t>_</w:t>
+            </w:r>
+            <w:proofErr w:type="gramStart"/>
+            <w:r>
+              <w:rPr>
+                <w:rFonts w:ascii="Times New Roman" w:eastAsia="Times New Roman" w:hAnsi="Times New Roman" w:cs="Times New Roman"/>
+                <w:sz w:val="24"/>
+                <w:szCs w:val="24"/>
+                <w:lang w:val="vi-VN"/>
+              </w:rPr>
+              <w:t>number }</w:t>
+            </w:r>
+            <w:proofErr w:type="gramEnd"/>
+            <w:r>
+              <w:rPr>
+                <w:rFonts w:ascii="Times New Roman" w:eastAsia="Times New Roman" w:hAnsi="Times New Roman" w:cs="Times New Roman"/>
+                <w:sz w:val="24"/>
+                <w:szCs w:val="24"/>
+                <w:lang w:val="vi-VN"/>
+              </w:rPr>
+              <w:t>}</w:t>
             </w:r>
           </w:p>
           <w:p>
@@ -1894,17 +2014,27 @@
                 <w:sz w:val="24"/>
                 <w:szCs w:val="24"/>
               </w:rPr>
-              <w:t>{{mem.</w:t>
-            </w:r>
+              <w:t>{{</w:t>
+            </w:r>
+            <w:proofErr w:type="gramStart"/>
             <w:r>
               <w:rPr>
                 <w:rFonts w:ascii="Times New Roman" w:hAnsi="Times New Roman" w:cs="Times New Roman"/>
                 <w:sz w:val="24"/>
                 <w:szCs w:val="24"/>
+              </w:rPr>
+              <w:t>mem.</w:t>
+            </w:r>
+            <w:r>
+              <w:rPr>
+                <w:rFonts w:ascii="Times New Roman" w:hAnsi="Times New Roman" w:cs="Times New Roman"/>
+                <w:sz w:val="24"/>
+                <w:szCs w:val="24"/>
                 <w:lang w:val="en-US"/>
               </w:rPr>
-              <w:t>capital_contribution.capital_amount}}</w:t>
-            </w:r>
+              <w:t>capital</w:t>
+            </w:r>
+            <w:proofErr w:type="gramEnd"/>
             <w:r>
               <w:rPr>
                 <w:rFonts w:ascii="Times New Roman" w:hAnsi="Times New Roman" w:cs="Times New Roman"/>
@@ -1912,65 +2042,127 @@
                 <w:szCs w:val="24"/>
                 <w:lang w:val="en-US"/>
               </w:rPr>
+              <w:t>_</w:t>
+            </w:r>
+            <w:proofErr w:type="gramStart"/>
+            <w:r>
+              <w:rPr>
+                <w:rFonts w:ascii="Times New Roman" w:hAnsi="Times New Roman" w:cs="Times New Roman"/>
+                <w:sz w:val="24"/>
+                <w:szCs w:val="24"/>
+                <w:lang w:val="en-US"/>
+              </w:rPr>
+              <w:t>contribution.capital</w:t>
+            </w:r>
+            <w:proofErr w:type="gramEnd"/>
+            <w:r>
+              <w:rPr>
+                <w:rFonts w:ascii="Times New Roman" w:hAnsi="Times New Roman" w:cs="Times New Roman"/>
+                <w:sz w:val="24"/>
+                <w:szCs w:val="24"/>
+                <w:lang w:val="en-US"/>
+              </w:rPr>
+              <w:t>_amount}}</w:t>
+            </w:r>
+          </w:p>
+        </w:tc>
+        <w:tc>
+          <w:tcPr>
+            <w:tcW w:w="567" w:type="dxa"/>
+            <w:tcBorders>
+              <w:top w:val="single" w:sz="4" w:space="0" w:color="000000"/>
+              <w:left w:val="single" w:sz="4" w:space="0" w:color="000000"/>
+              <w:bottom w:val="single" w:sz="4" w:space="0" w:color="000000"/>
+            </w:tcBorders>
+            <w:vAlign w:val="center"/>
+          </w:tcPr>
+          <w:p>
+            <w:pPr>
+              <w:spacing w:after="0" w:line="312" w:lineRule="auto"/>
+              <w:jc w:val="center"/>
+              <w:rPr>
+                <w:rFonts w:ascii="Times New Roman" w:eastAsia="Times New Roman" w:hAnsi="Times New Roman" w:cs="Times New Roman"/>
+                <w:sz w:val="24"/>
+                <w:szCs w:val="24"/>
+              </w:rPr>
+            </w:pPr>
+            <w:proofErr w:type="gramStart"/>
+            <w:r>
+              <w:rPr>
+                <w:rFonts w:ascii="Times New Roman" w:hAnsi="Times New Roman" w:cs="Times New Roman"/>
+                <w:sz w:val="24"/>
+                <w:szCs w:val="24"/>
+              </w:rPr>
+              <w:t>{{ mem</w:t>
+            </w:r>
+            <w:proofErr w:type="gramEnd"/>
+            <w:r>
+              <w:rPr>
+                <w:rFonts w:ascii="Times New Roman" w:hAnsi="Times New Roman" w:cs="Times New Roman"/>
+                <w:sz w:val="24"/>
+                <w:szCs w:val="24"/>
+              </w:rPr>
+              <w:t>.</w:t>
+            </w:r>
+            <w:r>
+              <w:rPr>
+                <w:rFonts w:ascii="Times New Roman" w:hAnsi="Times New Roman" w:cs="Times New Roman"/>
+                <w:sz w:val="24"/>
+                <w:szCs w:val="24"/>
+                <w:lang w:val="en-US"/>
+              </w:rPr>
+              <w:t>capital_</w:t>
+            </w:r>
+            <w:proofErr w:type="gramStart"/>
+            <w:r>
+              <w:rPr>
+                <w:rFonts w:ascii="Times New Roman" w:hAnsi="Times New Roman" w:cs="Times New Roman"/>
+                <w:sz w:val="24"/>
+                <w:szCs w:val="24"/>
+                <w:lang w:val="en-US"/>
+              </w:rPr>
+              <w:t>contribution.ownershi</w:t>
+            </w:r>
+            <w:r>
+              <w:rPr>
+                <w:rFonts w:ascii="Times New Roman" w:hAnsi="Times New Roman" w:cs="Times New Roman"/>
+                <w:sz w:val="24"/>
+                <w:szCs w:val="24"/>
+                <w:lang w:val="en-US"/>
+              </w:rPr>
+              <w:lastRenderedPageBreak/>
+              <w:t>p</w:t>
+            </w:r>
+            <w:proofErr w:type="gramEnd"/>
+            <w:r>
+              <w:rPr>
+                <w:rFonts w:ascii="Times New Roman" w:hAnsi="Times New Roman" w:cs="Times New Roman"/>
+                <w:sz w:val="24"/>
+                <w:szCs w:val="24"/>
+                <w:lang w:val="en-US"/>
+              </w:rPr>
+              <w:t>_percentage</w:t>
+            </w:r>
+            <w:proofErr w:type="gramStart"/>
+            <w:r>
+              <w:rPr>
+                <w:rFonts w:ascii="Times New Roman" w:hAnsi="Times New Roman" w:cs="Times New Roman"/>
+                <w:sz w:val="24"/>
+                <w:szCs w:val="24"/>
+                <w:lang w:val="en-US"/>
+              </w:rPr>
+              <w:t>}}</w:t>
+            </w:r>
+            <w:r>
+              <w:rPr>
+                <w:rFonts w:ascii="Times New Roman" w:hAnsi="Times New Roman" w:cs="Times New Roman"/>
+                <w:sz w:val="24"/>
+                <w:szCs w:val="24"/>
+                <w:lang w:val="en-US"/>
+              </w:rPr>
               <w:t>%</w:t>
             </w:r>
-            <w:r>
-              <w:rPr>
-                <w:rFonts w:ascii="Times New Roman" w:hAnsi="Times New Roman" w:cs="Times New Roman"/>
-                <w:sz w:val="24"/>
-                <w:szCs w:val="24"/>
-              </w:rPr>
-              <w:t xml:space="preserve"> </w:t>
-            </w:r>
-          </w:p>
-        </w:tc>
-        <w:tc>
-          <w:tcPr>
-            <w:tcW w:w="567" w:type="dxa"/>
-            <w:tcBorders>
-              <w:top w:val="single" w:sz="4" w:space="0" w:color="000000"/>
-              <w:left w:val="single" w:sz="4" w:space="0" w:color="000000"/>
-              <w:bottom w:val="single" w:sz="4" w:space="0" w:color="000000"/>
-            </w:tcBorders>
-            <w:vAlign w:val="center"/>
-          </w:tcPr>
-          <w:p>
-            <w:pPr>
-              <w:spacing w:after="0" w:line="312" w:lineRule="auto"/>
-              <w:jc w:val="center"/>
-              <w:rPr>
-                <w:rFonts w:ascii="Times New Roman" w:eastAsia="Times New Roman" w:hAnsi="Times New Roman" w:cs="Times New Roman"/>
-                <w:sz w:val="24"/>
-                <w:szCs w:val="24"/>
-              </w:rPr>
-            </w:pPr>
-            <w:r>
-              <w:rPr>
-                <w:rFonts w:ascii="Times New Roman" w:hAnsi="Times New Roman" w:cs="Times New Roman"/>
-                <w:sz w:val="24"/>
-                <w:szCs w:val="24"/>
-              </w:rPr>
-              <w:t>{{ mem.</w:t>
-            </w:r>
-            <w:r>
-              <w:rPr>
-                <w:rFonts w:ascii="Times New Roman" w:hAnsi="Times New Roman" w:cs="Times New Roman"/>
-                <w:sz w:val="24"/>
-                <w:szCs w:val="24"/>
-                <w:lang w:val="en-US"/>
-              </w:rPr>
-              <w:t>capital_contribution.ownershi</w:t>
-            </w:r>
-            <w:r>
-              <w:rPr>
-                <w:rFonts w:ascii="Times New Roman" w:hAnsi="Times New Roman" w:cs="Times New Roman"/>
-                <w:sz w:val="24"/>
-                <w:szCs w:val="24"/>
-                <w:lang w:val="en-US"/>
-              </w:rPr>
-              <w:lastRenderedPageBreak/>
-              <w:t>p_percentage}}</w:t>
-            </w:r>
+            <w:proofErr w:type="gramEnd"/>
           </w:p>
         </w:tc>
         <w:tc>
@@ -2029,16 +2221,55 @@
                 <w:sz w:val="24"/>
                 <w:szCs w:val="24"/>
               </w:rPr>
-              <w:t>{{mem.</w:t>
-            </w:r>
+              <w:t>{{</w:t>
+            </w:r>
+            <w:proofErr w:type="gramStart"/>
             <w:r>
               <w:rPr>
                 <w:rFonts w:ascii="Times New Roman" w:hAnsi="Times New Roman" w:cs="Times New Roman"/>
                 <w:sz w:val="24"/>
                 <w:szCs w:val="24"/>
+              </w:rPr>
+              <w:t>mem.</w:t>
+            </w:r>
+            <w:r>
+              <w:rPr>
+                <w:rFonts w:ascii="Times New Roman" w:hAnsi="Times New Roman" w:cs="Times New Roman"/>
+                <w:sz w:val="24"/>
+                <w:szCs w:val="24"/>
                 <w:lang w:val="en-US"/>
               </w:rPr>
-              <w:t>capital_contribution.capital_amount}}</w:t>
+              <w:t>capital</w:t>
+            </w:r>
+            <w:proofErr w:type="gramEnd"/>
+            <w:r>
+              <w:rPr>
+                <w:rFonts w:ascii="Times New Roman" w:hAnsi="Times New Roman" w:cs="Times New Roman"/>
+                <w:sz w:val="24"/>
+                <w:szCs w:val="24"/>
+                <w:lang w:val="en-US"/>
+              </w:rPr>
+              <w:t>_</w:t>
+            </w:r>
+            <w:proofErr w:type="gramStart"/>
+            <w:r>
+              <w:rPr>
+                <w:rFonts w:ascii="Times New Roman" w:hAnsi="Times New Roman" w:cs="Times New Roman"/>
+                <w:sz w:val="24"/>
+                <w:szCs w:val="24"/>
+                <w:lang w:val="en-US"/>
+              </w:rPr>
+              <w:t>contribution.capital</w:t>
+            </w:r>
+            <w:proofErr w:type="gramEnd"/>
+            <w:r>
+              <w:rPr>
+                <w:rFonts w:ascii="Times New Roman" w:hAnsi="Times New Roman" w:cs="Times New Roman"/>
+                <w:sz w:val="24"/>
+                <w:szCs w:val="24"/>
+                <w:lang w:val="en-US"/>
+              </w:rPr>
+              <w:t>_amount}}</w:t>
             </w:r>
           </w:p>
         </w:tc>
@@ -2193,7 +2424,27 @@
           <w:sz w:val="24"/>
           <w:szCs w:val="24"/>
         </w:rPr>
-        <w:t>{{company_info.address.province}}</w:t>
+        <w:t>{{company_</w:t>
+      </w:r>
+      <w:proofErr w:type="gramStart"/>
+      <w:r>
+        <w:rPr>
+          <w:rFonts w:ascii="Times New Roman" w:hAnsi="Times New Roman" w:cs="Times New Roman"/>
+          <w:i/>
+          <w:sz w:val="24"/>
+          <w:szCs w:val="24"/>
+        </w:rPr>
+        <w:t>info.address</w:t>
+      </w:r>
+      <w:proofErr w:type="gramEnd"/>
+      <w:r>
+        <w:rPr>
+          <w:rFonts w:ascii="Times New Roman" w:hAnsi="Times New Roman" w:cs="Times New Roman"/>
+          <w:i/>
+          <w:sz w:val="24"/>
+          <w:szCs w:val="24"/>
+        </w:rPr>
+        <w:t>.province}}</w:t>
       </w:r>
       <w:r>
         <w:rPr>
@@ -2328,7 +2579,47 @@
           <w:sz w:val="24"/>
           <w:szCs w:val="24"/>
         </w:rPr>
-        <w:t>{{rep.personal_info.full_name}}</w:t>
+        <w:t>{{</w:t>
+      </w:r>
+      <w:proofErr w:type="gramStart"/>
+      <w:r>
+        <w:rPr>
+          <w:rFonts w:ascii="Times New Roman" w:eastAsia="Times New Roman" w:hAnsi="Times New Roman" w:cs="Times New Roman"/>
+          <w:b/>
+          <w:sz w:val="24"/>
+          <w:szCs w:val="24"/>
+        </w:rPr>
+        <w:t>rep.personal</w:t>
+      </w:r>
+      <w:proofErr w:type="gramEnd"/>
+      <w:r>
+        <w:rPr>
+          <w:rFonts w:ascii="Times New Roman" w:eastAsia="Times New Roman" w:hAnsi="Times New Roman" w:cs="Times New Roman"/>
+          <w:b/>
+          <w:sz w:val="24"/>
+          <w:szCs w:val="24"/>
+        </w:rPr>
+        <w:t>_</w:t>
+      </w:r>
+      <w:proofErr w:type="gramStart"/>
+      <w:r>
+        <w:rPr>
+          <w:rFonts w:ascii="Times New Roman" w:eastAsia="Times New Roman" w:hAnsi="Times New Roman" w:cs="Times New Roman"/>
+          <w:b/>
+          <w:sz w:val="24"/>
+          <w:szCs w:val="24"/>
+        </w:rPr>
+        <w:t>info.full</w:t>
+      </w:r>
+      <w:proofErr w:type="gramEnd"/>
+      <w:r>
+        <w:rPr>
+          <w:rFonts w:ascii="Times New Roman" w:eastAsia="Times New Roman" w:hAnsi="Times New Roman" w:cs="Times New Roman"/>
+          <w:b/>
+          <w:sz w:val="24"/>
+          <w:szCs w:val="24"/>
+        </w:rPr>
+        <w:t>_name}}</w:t>
       </w:r>
     </w:p>
     <w:sectPr>
@@ -3314,28 +3605,28 @@
 </file>
 
 <file path=customXml/item1.xml><?xml version="1.0" encoding="utf-8"?>
+<b:Sources xmlns:b="http://schemas.openxmlformats.org/officeDocument/2006/bibliography" xmlns="http://schemas.openxmlformats.org/officeDocument/2006/bibliography" SelectedStyle="\APASixthEditionOfficeOnline.xsl" StyleName="APA" Version="6"/>
+</file>
+
+<file path=customXml/item2.xml><?xml version="1.0" encoding="utf-8"?>
 <go:gDocsCustomXmlDataStorage xmlns:go="http://customooxmlschemas.google.com/" xmlns:r="http://schemas.openxmlformats.org/officeDocument/2006/relationships" uri="GoogleDocsCustomDataVersion2">
   <go:docsCustomData xmlns:go="http://customooxmlschemas.google.com/" roundtripDataSignature="AMtx7mhpuOyfsVJImUAjrd9NplzdPmjIfA==">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</go:docsCustomData>
 </go:gDocsCustomXmlDataStorage>
 </file>
 
-<file path=customXml/item2.xml><?xml version="1.0" encoding="utf-8"?>
-<b:Sources xmlns:b="http://schemas.openxmlformats.org/officeDocument/2006/bibliography" xmlns="http://schemas.openxmlformats.org/officeDocument/2006/bibliography" SelectedStyle="\APASixthEditionOfficeOnline.xsl" StyleName="APA" Version="6"/>
+<file path=customXml/itemProps1.xml><?xml version="1.0" encoding="utf-8"?>
+<ds:datastoreItem xmlns:ds="http://schemas.openxmlformats.org/officeDocument/2006/customXml" ds:itemID="{C0984FC7-4E4C-4E67-B458-127E88AAD3CF}">
+  <ds:schemaRefs>
+    <ds:schemaRef ds:uri="http://schemas.openxmlformats.org/officeDocument/2006/bibliography"/>
+  </ds:schemaRefs>
+</ds:datastoreItem>
 </file>
 
-<file path=customXml/itemProps1.xml><?xml version="1.0" encoding="utf-8"?>
+<file path=customXml/itemProps2.xml><?xml version="1.0" encoding="utf-8"?>
 <ds:datastoreItem xmlns:ds="http://schemas.openxmlformats.org/officeDocument/2006/customXml" ds:itemID="{11111111-1234-1234-1234-123412341234}">
   <ds:schemaRefs>
     <ds:schemaRef ds:uri="http://customooxmlschemas.google.com/"/>
     <ds:schemaRef ds:uri="http://schemas.openxmlformats.org/officeDocument/2006/relationships"/>
   </ds:schemaRefs>
 </ds:datastoreItem>
-</file>
-
-<file path=customXml/itemProps2.xml><?xml version="1.0" encoding="utf-8"?>
-<ds:datastoreItem xmlns:ds="http://schemas.openxmlformats.org/officeDocument/2006/customXml" ds:itemID="{C0984FC7-4E4C-4E67-B458-127E88AAD3CF}">
-  <ds:schemaRefs>
-    <ds:schemaRef ds:uri="http://schemas.openxmlformats.org/officeDocument/2006/bibliography"/>
-  </ds:schemaRefs>
-</ds:datastoreItem>
 </file>